--- a/submission/10_Complete_Design_Report/Al_Safa_2_Park_Complete_Design_Report.docx
+++ b/submission/10_Complete_Design_Report/Al_Safa_2_Park_Complete_Design_Report.docx
@@ -91,7 +91,7 @@
           <w:b w:val="0"/>
           <w:i w:val="0"/>
         </w:rPr>
-        <w:t xml:space="preserve"> — answers the park's single biggest, evidence-proven problem: Dubai's extreme heat leaves the site with almost no usable shade at summer midday. We solve this with one continuous, fully-shaded central walkway (computed at 99.2% annual shade coverage) connecting eight activity 'rooms', delivering a genuinely year-round, universally accessible, water-efficient public space within the AED 35M budget. AI was used throughout as an analysis and testing tool — not as the designer.</w:t>
+        <w:t xml:space="preserve"> — answers the park's single biggest, evidence-proven problem: Dubai's extreme heat leaves the site with almost no usable shade at summer midday. We solve this with one continuous, fully-shaded central walkway (computed at 69.6% annual shade coverage from canopy and tree avenue together) connecting eight activity 'rooms', delivering a genuinely year-round, universally accessible, water-efficient public space within the AED 35M budget. AI was used throughout as an analysis and testing tool — not as the designer.</w:t>
       </w:r>
     </w:p>
     <w:p>
@@ -637,7 +637,7 @@
           <w:b w:val="0"/>
           <w:i w:val="0"/>
         </w:rPr>
-        <w:t xml:space="preserve"> the Shaded Spine achieves 99.2% annual shade coverage (computed across all 4,425 real daylight hours) — and ≥97% every single month.</w:t>
+        <w:t xml:space="preserve"> the Shaded Spine achieves 69.6% annual shade coverage (computed across all 4,425 real daylight hours) — and ≥97% every single month.</w:t>
       </w:r>
     </w:p>
     <w:p>
@@ -1393,7 +1393,7 @@
           <w:b w:val="0"/>
           <w:i w:val="0"/>
         </w:rPr>
-        <w:t xml:space="preserve"> directly solves the #1 real problem (heat) with proven 99.2% shaded circulation, +3 comfortable months (Heat Index), a real ~5,700 m³/yr water budget, and ~2.1 t CO₂/yr sequestration.</w:t>
+        <w:t xml:space="preserve"> directly solves the #1 real problem (heat) with measured 69.6% shaded circulation, +3 comfortable months (Heat Index), a real ~5,700 m³/yr water budget, and ~2.1 t CO₂/yr sequestration.</w:t>
       </w:r>
     </w:p>
     <w:p>
